--- a/ДОКУМЕНТЫ К ДИПЛОМУ.docx
+++ b/ДОКУМЕНТЫ К ДИПЛОМУ.docx
@@ -301,25 +301,7 @@
           <w:sz w:val="28"/>
           <w:szCs w:val="28"/>
         </w:rPr>
-        <w:t xml:space="preserve"> (</w:t>
-      </w:r>
-      <w:r>
-        <w:rPr>
-          <w:rFonts w:ascii="Times New Roman" w:hAnsi="Times New Roman" w:cs="Times New Roman"/>
-          <w:color w:val="FF0000"/>
-          <w:sz w:val="28"/>
-          <w:szCs w:val="28"/>
-        </w:rPr>
-        <w:t>Богданец Алисы Евгеньевны</w:t>
-      </w:r>
-      <w:r>
-        <w:rPr>
-          <w:rFonts w:ascii="Times New Roman" w:hAnsi="Times New Roman" w:cs="Times New Roman"/>
-          <w:color w:val="FF0000"/>
-          <w:sz w:val="28"/>
-          <w:szCs w:val="28"/>
-        </w:rPr>
-        <w:t>)</w:t>
+        <w:t xml:space="preserve"> (Богданец Алисы Евгеньевны)</w:t>
       </w:r>
     </w:p>
     <w:p>
@@ -1273,7 +1255,31 @@
           <w:sz w:val="28"/>
           <w:szCs w:val="28"/>
         </w:rPr>
-        <w:t>Специальность 38.02.07 Банковское дело</w:t>
+        <w:t xml:space="preserve">Специальность </w:t>
+      </w:r>
+      <w:r>
+        <w:rPr>
+          <w:rFonts w:ascii="Times New Roman" w:hAnsi="Times New Roman"/>
+          <w:sz w:val="28"/>
+          <w:szCs w:val="28"/>
+        </w:rPr>
+        <w:t>09</w:t>
+      </w:r>
+      <w:r>
+        <w:rPr>
+          <w:rFonts w:ascii="Times New Roman" w:hAnsi="Times New Roman"/>
+          <w:sz w:val="28"/>
+          <w:szCs w:val="28"/>
+        </w:rPr>
+        <w:t xml:space="preserve">.02.07 </w:t>
+      </w:r>
+      <w:r>
+        <w:rPr>
+          <w:rFonts w:ascii="Times New Roman" w:hAnsi="Times New Roman" w:cs="Times New Roman"/>
+          <w:sz w:val="28"/>
+          <w:szCs w:val="28"/>
+        </w:rPr>
+        <w:t>Информационные системы и программирование</w:t>
       </w:r>
     </w:p>
     <w:p>
@@ -4130,15 +4136,7 @@
                 <w:sz w:val="28"/>
                 <w:szCs w:val="28"/>
               </w:rPr>
-              <w:t xml:space="preserve">главы </w:t>
-            </w:r>
-            <w:r>
-              <w:rPr>
-                <w:rFonts w:ascii="Times New Roman" w:hAnsi="Times New Roman" w:cs="Times New Roman"/>
-                <w:sz w:val="28"/>
-                <w:szCs w:val="28"/>
-              </w:rPr>
-              <w:t>дипломной работы</w:t>
+              <w:t>главы дипломной работы</w:t>
             </w:r>
           </w:p>
         </w:tc>
@@ -4297,15 +4295,7 @@
                 <w:sz w:val="28"/>
                 <w:szCs w:val="28"/>
               </w:rPr>
-              <w:t xml:space="preserve">Написание введения 3 главы </w:t>
-            </w:r>
-            <w:r>
-              <w:rPr>
-                <w:rFonts w:ascii="Times New Roman" w:hAnsi="Times New Roman" w:cs="Times New Roman"/>
-                <w:sz w:val="28"/>
-                <w:szCs w:val="28"/>
-              </w:rPr>
-              <w:t>дипломной работы</w:t>
+              <w:t>Написание введения 3 главы дипломной работы</w:t>
             </w:r>
           </w:p>
         </w:tc>
@@ -4448,15 +4438,7 @@
                 <w:sz w:val="28"/>
                 <w:szCs w:val="28"/>
               </w:rPr>
-              <w:t xml:space="preserve">Написание заключения </w:t>
-            </w:r>
-            <w:r>
-              <w:rPr>
-                <w:rFonts w:ascii="Times New Roman" w:hAnsi="Times New Roman" w:cs="Times New Roman"/>
-                <w:sz w:val="28"/>
-                <w:szCs w:val="28"/>
-              </w:rPr>
-              <w:t>дипломной работы</w:t>
+              <w:t>Написание заключения дипломной работы</w:t>
             </w:r>
           </w:p>
         </w:tc>
@@ -4608,15 +4590,7 @@
                 <w:sz w:val="28"/>
                 <w:szCs w:val="28"/>
               </w:rPr>
-              <w:t xml:space="preserve"> </w:t>
-            </w:r>
-            <w:r>
-              <w:rPr>
-                <w:rFonts w:ascii="Times New Roman" w:hAnsi="Times New Roman" w:cs="Times New Roman"/>
-                <w:sz w:val="28"/>
-                <w:szCs w:val="28"/>
-              </w:rPr>
-              <w:t>дипломной работы</w:t>
+              <w:t xml:space="preserve"> дипломной работы</w:t>
             </w:r>
           </w:p>
         </w:tc>
@@ -4786,8 +4760,6 @@
         </w:rPr>
         <w:tab/>
       </w:r>
-      <w:bookmarkStart w:id="0" w:name="_GoBack"/>
-      <w:bookmarkEnd w:id="0"/>
       <w:r>
         <w:rPr>
           <w:rFonts w:ascii="Times New Roman" w:hAnsi="Times New Roman" w:cs="Times New Roman"/>
@@ -5000,91 +4972,88 @@
           <w:sz w:val="28"/>
           <w:szCs w:val="28"/>
         </w:rPr>
-        <w:t>Руководитель выпускной</w:t>
-      </w:r>
-    </w:p>
-    <w:p>
-      <w:pPr>
-        <w:spacing w:after="0" w:line="240" w:lineRule="auto"/>
+        <w:t xml:space="preserve">Руководитель </w:t>
+      </w:r>
+      <w:r>
+        <w:rPr>
+          <w:rFonts w:ascii="Times New Roman" w:hAnsi="Times New Roman" w:cs="Times New Roman"/>
+          <w:sz w:val="28"/>
+          <w:szCs w:val="28"/>
+        </w:rPr>
+        <w:t>дипломной</w:t>
+      </w:r>
+      <w:r>
+        <w:rPr>
+          <w:rFonts w:ascii="Times New Roman" w:hAnsi="Times New Roman" w:cs="Times New Roman"/>
+          <w:sz w:val="28"/>
+          <w:szCs w:val="28"/>
+        </w:rPr>
+        <w:t xml:space="preserve"> работы ______________          </w:t>
+      </w:r>
+      <w:r>
+        <w:rPr>
+          <w:rFonts w:ascii="Times New Roman" w:hAnsi="Times New Roman" w:cs="Times New Roman"/>
+          <w:sz w:val="28"/>
+          <w:szCs w:val="28"/>
+          <w:u w:val="single"/>
+        </w:rPr>
+        <w:t>30</w:t>
+      </w:r>
+      <w:r>
+        <w:rPr>
+          <w:rFonts w:ascii="Times New Roman" w:hAnsi="Times New Roman" w:cs="Times New Roman"/>
+          <w:sz w:val="28"/>
+          <w:szCs w:val="28"/>
+          <w:u w:val="single"/>
+        </w:rPr>
+        <w:t xml:space="preserve"> </w:t>
+      </w:r>
+      <w:r>
+        <w:rPr>
+          <w:rFonts w:ascii="Times New Roman" w:hAnsi="Times New Roman" w:cs="Times New Roman"/>
+          <w:sz w:val="28"/>
+          <w:szCs w:val="28"/>
+          <w:u w:val="single"/>
+        </w:rPr>
+        <w:t>марта</w:t>
+      </w:r>
+      <w:r>
+        <w:rPr>
+          <w:rFonts w:ascii="Times New Roman" w:hAnsi="Times New Roman" w:cs="Times New Roman"/>
+          <w:sz w:val="28"/>
+          <w:szCs w:val="28"/>
+          <w:u w:val="single"/>
+        </w:rPr>
+        <w:t xml:space="preserve"> 202</w:t>
+      </w:r>
+      <w:r>
+        <w:rPr>
+          <w:rFonts w:ascii="Times New Roman" w:hAnsi="Times New Roman" w:cs="Times New Roman"/>
+          <w:sz w:val="28"/>
+          <w:szCs w:val="28"/>
+          <w:u w:val="single"/>
+        </w:rPr>
+        <w:t>6</w:t>
+      </w:r>
+      <w:r>
+        <w:rPr>
+          <w:rFonts w:ascii="Times New Roman" w:hAnsi="Times New Roman" w:cs="Times New Roman"/>
+          <w:sz w:val="28"/>
+          <w:szCs w:val="28"/>
+          <w:u w:val="single"/>
+        </w:rPr>
+        <w:t>г.</w:t>
+      </w:r>
+    </w:p>
+    <w:p>
+      <w:pPr>
+        <w:spacing w:after="0" w:line="240" w:lineRule="auto"/>
+        <w:ind w:left="3540" w:firstLine="708"/>
         <w:contextualSpacing/>
         <w:rPr>
           <w:rFonts w:ascii="Times New Roman" w:hAnsi="Times New Roman" w:cs="Times New Roman"/>
           <w:sz w:val="28"/>
           <w:szCs w:val="28"/>
-        </w:rPr>
-      </w:pPr>
-      <w:r>
-        <w:rPr>
-          <w:rFonts w:ascii="Times New Roman" w:hAnsi="Times New Roman" w:cs="Times New Roman"/>
-          <w:sz w:val="28"/>
-          <w:szCs w:val="28"/>
-        </w:rPr>
-        <w:t xml:space="preserve">квалификационной работы ______________          </w:t>
-      </w:r>
-      <w:r>
-        <w:rPr>
-          <w:rFonts w:ascii="Times New Roman" w:hAnsi="Times New Roman" w:cs="Times New Roman"/>
-          <w:sz w:val="28"/>
-          <w:szCs w:val="28"/>
-          <w:u w:val="single"/>
-        </w:rPr>
-        <w:t>30</w:t>
-      </w:r>
-      <w:r>
-        <w:rPr>
-          <w:rFonts w:ascii="Times New Roman" w:hAnsi="Times New Roman" w:cs="Times New Roman"/>
-          <w:sz w:val="28"/>
-          <w:szCs w:val="28"/>
-          <w:u w:val="single"/>
-        </w:rPr>
-        <w:t xml:space="preserve"> </w:t>
-      </w:r>
-      <w:r>
-        <w:rPr>
-          <w:rFonts w:ascii="Times New Roman" w:hAnsi="Times New Roman" w:cs="Times New Roman"/>
-          <w:sz w:val="28"/>
-          <w:szCs w:val="28"/>
-          <w:u w:val="single"/>
-        </w:rPr>
-        <w:t>марта</w:t>
-      </w:r>
-      <w:r>
-        <w:rPr>
-          <w:rFonts w:ascii="Times New Roman" w:hAnsi="Times New Roman" w:cs="Times New Roman"/>
-          <w:sz w:val="28"/>
-          <w:szCs w:val="28"/>
-          <w:u w:val="single"/>
-        </w:rPr>
-        <w:t xml:space="preserve"> 202</w:t>
-      </w:r>
-      <w:r>
-        <w:rPr>
-          <w:rFonts w:ascii="Times New Roman" w:hAnsi="Times New Roman" w:cs="Times New Roman"/>
-          <w:sz w:val="28"/>
-          <w:szCs w:val="28"/>
-          <w:u w:val="single"/>
-        </w:rPr>
-        <w:t>6</w:t>
-      </w:r>
-      <w:r>
-        <w:rPr>
-          <w:rFonts w:ascii="Times New Roman" w:hAnsi="Times New Roman" w:cs="Times New Roman"/>
-          <w:sz w:val="28"/>
-          <w:szCs w:val="28"/>
-          <w:u w:val="single"/>
-        </w:rPr>
-        <w:t>г.</w:t>
-      </w:r>
-    </w:p>
-    <w:p>
-      <w:pPr>
-        <w:spacing w:after="0" w:line="240" w:lineRule="auto"/>
-        <w:ind w:left="3540"/>
-        <w:contextualSpacing/>
-        <w:rPr>
-          <w:rFonts w:ascii="Times New Roman" w:hAnsi="Times New Roman" w:cs="Times New Roman"/>
-          <w:sz w:val="28"/>
-          <w:szCs w:val="28"/>
           <w:vertAlign w:val="superscript"/>
         </w:rPr>
       </w:pPr>
@@ -5095,7 +5064,7 @@
           <w:szCs w:val="28"/>
           <w:vertAlign w:val="superscript"/>
         </w:rPr>
-        <w:t xml:space="preserve">          подпись                                                    дата</w:t>
+        <w:t xml:space="preserve">        подпись                                                 дата</w:t>
       </w:r>
     </w:p>
     <w:p>
@@ -5376,7 +5345,23 @@
           <w:sz w:val="28"/>
           <w:szCs w:val="28"/>
         </w:rPr>
-        <w:t xml:space="preserve">Руководитель выпускной работы: </w:t>
+        <w:t xml:space="preserve">Руководитель </w:t>
+      </w:r>
+      <w:r>
+        <w:rPr>
+          <w:rFonts w:ascii="Times New Roman" w:hAnsi="Times New Roman" w:cs="Times New Roman"/>
+          <w:sz w:val="28"/>
+          <w:szCs w:val="28"/>
+        </w:rPr>
+        <w:t xml:space="preserve">дипломной </w:t>
+      </w:r>
+      <w:r>
+        <w:rPr>
+          <w:rFonts w:ascii="Times New Roman" w:hAnsi="Times New Roman" w:cs="Times New Roman"/>
+          <w:sz w:val="28"/>
+          <w:szCs w:val="28"/>
+        </w:rPr>
+        <w:t xml:space="preserve">работы: </w:t>
       </w:r>
       <w:proofErr w:type="spellStart"/>
       <w:r>
@@ -6607,7 +6592,31 @@
           <w:sz w:val="28"/>
           <w:szCs w:val="28"/>
         </w:rPr>
-        <w:t xml:space="preserve">Руководитель ___________      </w:t>
+        <w:t>Руководитель</w:t>
+      </w:r>
+      <w:r>
+        <w:rPr>
+          <w:rFonts w:ascii="Times New Roman" w:hAnsi="Times New Roman" w:cs="Times New Roman"/>
+          <w:sz w:val="28"/>
+          <w:szCs w:val="28"/>
+        </w:rPr>
+        <w:t xml:space="preserve"> </w:t>
+      </w:r>
+      <w:r>
+        <w:rPr>
+          <w:rFonts w:ascii="Times New Roman" w:hAnsi="Times New Roman" w:cs="Times New Roman"/>
+          <w:sz w:val="28"/>
+          <w:szCs w:val="28"/>
+        </w:rPr>
+        <w:tab/>
+      </w:r>
+      <w:r>
+        <w:rPr>
+          <w:rFonts w:ascii="Times New Roman" w:hAnsi="Times New Roman" w:cs="Times New Roman"/>
+          <w:sz w:val="28"/>
+          <w:szCs w:val="28"/>
+        </w:rPr>
+        <w:t xml:space="preserve">___________      </w:t>
       </w:r>
       <w:proofErr w:type="spellStart"/>
       <w:r>
@@ -6651,7 +6660,23 @@
           <w:sz w:val="28"/>
           <w:szCs w:val="28"/>
         </w:rPr>
-        <w:t xml:space="preserve">                                </w:t>
+        <w:t xml:space="preserve">                              </w:t>
+      </w:r>
+      <w:r>
+        <w:rPr>
+          <w:rFonts w:ascii="Times New Roman" w:hAnsi="Times New Roman" w:cs="Times New Roman"/>
+          <w:sz w:val="28"/>
+          <w:szCs w:val="28"/>
+        </w:rPr>
+        <w:t xml:space="preserve">    </w:t>
+      </w:r>
+      <w:r>
+        <w:rPr>
+          <w:rFonts w:ascii="Times New Roman" w:hAnsi="Times New Roman" w:cs="Times New Roman"/>
+          <w:sz w:val="28"/>
+          <w:szCs w:val="28"/>
+        </w:rPr>
+        <w:t xml:space="preserve">  </w:t>
       </w:r>
       <w:r>
         <w:rPr>
@@ -6705,7 +6730,51 @@
           <w:sz w:val="28"/>
           <w:szCs w:val="28"/>
         </w:rPr>
-        <w:t>Работа допущена к защите «____» __________202</w:t>
+        <w:t xml:space="preserve">Работа допущена к </w:t>
+      </w:r>
+      <w:proofErr w:type="gramStart"/>
+      <w:r>
+        <w:rPr>
+          <w:rFonts w:ascii="Times New Roman" w:hAnsi="Times New Roman" w:cs="Times New Roman"/>
+          <w:sz w:val="28"/>
+          <w:szCs w:val="28"/>
+        </w:rPr>
+        <w:t>защите</w:t>
+      </w:r>
+      <w:r>
+        <w:rPr>
+          <w:rFonts w:ascii="Times New Roman" w:hAnsi="Times New Roman" w:cs="Times New Roman"/>
+          <w:sz w:val="28"/>
+          <w:szCs w:val="28"/>
+        </w:rPr>
+        <w:t xml:space="preserve"> </w:t>
+      </w:r>
+      <w:r>
+        <w:rPr>
+          <w:rFonts w:ascii="Times New Roman" w:hAnsi="Times New Roman" w:cs="Times New Roman"/>
+          <w:sz w:val="28"/>
+          <w:szCs w:val="28"/>
+        </w:rPr>
+        <w:t xml:space="preserve"> </w:t>
+      </w:r>
+      <w:bookmarkStart w:id="0" w:name="_GoBack"/>
+      <w:bookmarkEnd w:id="0"/>
+      <w:r>
+        <w:rPr>
+          <w:rFonts w:ascii="Times New Roman" w:hAnsi="Times New Roman" w:cs="Times New Roman"/>
+          <w:sz w:val="28"/>
+          <w:szCs w:val="28"/>
+        </w:rPr>
+        <w:t>«</w:t>
+      </w:r>
+      <w:proofErr w:type="gramEnd"/>
+      <w:r>
+        <w:rPr>
+          <w:rFonts w:ascii="Times New Roman" w:hAnsi="Times New Roman" w:cs="Times New Roman"/>
+          <w:sz w:val="28"/>
+          <w:szCs w:val="28"/>
+        </w:rPr>
+        <w:t>____» __________202</w:t>
       </w:r>
       <w:r>
         <w:rPr>
@@ -6791,7 +6860,49 @@
           <w:sz w:val="28"/>
           <w:szCs w:val="28"/>
         </w:rPr>
-        <w:t>Защита выпускной квалификационной работы «____» __________202</w:t>
+        <w:t xml:space="preserve">Защита </w:t>
+      </w:r>
+      <w:r>
+        <w:rPr>
+          <w:rFonts w:ascii="Times New Roman" w:hAnsi="Times New Roman" w:cs="Times New Roman"/>
+          <w:sz w:val="28"/>
+          <w:szCs w:val="28"/>
+        </w:rPr>
+        <w:t xml:space="preserve">дипломной </w:t>
+      </w:r>
+      <w:proofErr w:type="gramStart"/>
+      <w:r>
+        <w:rPr>
+          <w:rFonts w:ascii="Times New Roman" w:hAnsi="Times New Roman" w:cs="Times New Roman"/>
+          <w:sz w:val="28"/>
+          <w:szCs w:val="28"/>
+        </w:rPr>
+        <w:t xml:space="preserve">работы </w:t>
+      </w:r>
+      <w:r>
+        <w:rPr>
+          <w:rFonts w:ascii="Times New Roman" w:hAnsi="Times New Roman" w:cs="Times New Roman"/>
+          <w:sz w:val="28"/>
+          <w:szCs w:val="28"/>
+        </w:rPr>
+        <w:t xml:space="preserve"> </w:t>
+      </w:r>
+      <w:r>
+        <w:rPr>
+          <w:rFonts w:ascii="Times New Roman" w:hAnsi="Times New Roman" w:cs="Times New Roman"/>
+          <w:sz w:val="28"/>
+          <w:szCs w:val="28"/>
+        </w:rPr>
+        <w:t>«</w:t>
+      </w:r>
+      <w:proofErr w:type="gramEnd"/>
+      <w:r>
+        <w:rPr>
+          <w:rFonts w:ascii="Times New Roman" w:hAnsi="Times New Roman" w:cs="Times New Roman"/>
+          <w:sz w:val="28"/>
+          <w:szCs w:val="28"/>
+        </w:rPr>
+        <w:t>____» __________202</w:t>
       </w:r>
       <w:r>
         <w:rPr>

--- a/ДОКУМЕНТЫ К ДИПЛОМУ.docx
+++ b/ДОКУМЕНТЫ К ДИПЛОМУ.docx
@@ -33,14 +33,25 @@
           <w:szCs w:val="28"/>
         </w:rPr>
       </w:pPr>
-      <w:r>
-        <w:rPr>
-          <w:rFonts w:ascii="Times New Roman" w:hAnsi="Times New Roman" w:cs="Times New Roman"/>
+      <w:bookmarkStart w:id="0" w:name="_GoBack"/>
+      <w:r>
+        <w:rPr>
+          <w:rFonts w:ascii="Times New Roman" w:hAnsi="Times New Roman" w:cs="Times New Roman"/>
+          <w:color w:val="FF0000"/>
           <w:sz w:val="28"/>
           <w:szCs w:val="28"/>
         </w:rPr>
         <w:t>(</w:t>
       </w:r>
+      <w:r>
+        <w:rPr>
+          <w:rFonts w:ascii="Times New Roman" w:hAnsi="Times New Roman" w:cs="Times New Roman"/>
+          <w:color w:val="FF0000"/>
+          <w:sz w:val="28"/>
+          <w:szCs w:val="28"/>
+        </w:rPr>
+        <w:t xml:space="preserve">Кемеровский </w:t>
+      </w:r>
       <w:proofErr w:type="spellStart"/>
       <w:r>
         <w:rPr>
@@ -60,6 +71,7 @@
         <w:t>)</w:t>
       </w:r>
     </w:p>
+    <w:bookmarkEnd w:id="0"/>
     <w:p>
       <w:pPr>
         <w:spacing w:after="0" w:line="240" w:lineRule="auto"/>
@@ -392,7 +404,7 @@
           <w:sz w:val="28"/>
           <w:szCs w:val="28"/>
         </w:rPr>
-        <w:t xml:space="preserve">Прошу утвердить мне следующую тему незаказанной </w:t>
+        <w:t xml:space="preserve">Прошу утвердить мне следующую тему </w:t>
       </w:r>
       <w:r>
         <w:rPr>
@@ -1106,6 +1118,23 @@
           <w:szCs w:val="28"/>
         </w:rPr>
         <w:t>(</w:t>
+      </w:r>
+      <w:r>
+        <w:rPr>
+          <w:rFonts w:ascii="Times New Roman" w:hAnsi="Times New Roman" w:cs="Times New Roman"/>
+          <w:color w:val="FF0000"/>
+          <w:sz w:val="28"/>
+          <w:szCs w:val="28"/>
+        </w:rPr>
+        <w:t>Кемеровский</w:t>
+      </w:r>
+      <w:r>
+        <w:rPr>
+          <w:rFonts w:ascii="Times New Roman" w:hAnsi="Times New Roman" w:cs="Times New Roman"/>
+          <w:sz w:val="28"/>
+          <w:szCs w:val="28"/>
+        </w:rPr>
+        <w:t xml:space="preserve"> </w:t>
       </w:r>
       <w:proofErr w:type="spellStart"/>
       <w:r>
@@ -5141,7 +5170,47 @@
           <w:szCs w:val="28"/>
         </w:rPr>
         <w:lastRenderedPageBreak/>
-        <w:t>ИНДИВИДУАЛЬНЫЙ ГРАФИК ВЫПОЛНЕНИЯ ВЫПУСКНОЙ КВАЛИФИКАЦИОННОЙ РАБОТЫ</w:t>
+        <w:t>ИНДИВИДУАЛЬНЫЙ ГРАФИК ВЫПОЛНЕНИЯ</w:t>
+      </w:r>
+      <w:r>
+        <w:rPr>
+          <w:rFonts w:ascii="Times New Roman" w:hAnsi="Times New Roman" w:cs="Times New Roman"/>
+          <w:b/>
+          <w:sz w:val="28"/>
+          <w:szCs w:val="28"/>
+        </w:rPr>
+        <w:t xml:space="preserve"> </w:t>
+      </w:r>
+    </w:p>
+    <w:p>
+      <w:pPr>
+        <w:spacing w:after="0" w:line="240" w:lineRule="auto"/>
+        <w:ind w:right="424"/>
+        <w:jc w:val="center"/>
+        <w:rPr>
+          <w:rFonts w:ascii="Times New Roman" w:hAnsi="Times New Roman" w:cs="Times New Roman"/>
+          <w:b/>
+          <w:sz w:val="28"/>
+          <w:szCs w:val="28"/>
+        </w:rPr>
+      </w:pPr>
+      <w:r>
+        <w:rPr>
+          <w:rFonts w:ascii="Times New Roman" w:hAnsi="Times New Roman" w:cs="Times New Roman"/>
+          <w:b/>
+          <w:sz w:val="28"/>
+          <w:szCs w:val="28"/>
+        </w:rPr>
+        <w:t>ДИПЛОМНОЙ</w:t>
+      </w:r>
+      <w:r>
+        <w:rPr>
+          <w:rFonts w:ascii="Times New Roman" w:hAnsi="Times New Roman" w:cs="Times New Roman"/>
+          <w:b/>
+          <w:sz w:val="28"/>
+          <w:szCs w:val="28"/>
+        </w:rPr>
+        <w:t xml:space="preserve"> РАБОТЫ</w:t>
       </w:r>
     </w:p>
     <w:p>
@@ -6755,17 +6824,7 @@
           <w:sz w:val="28"/>
           <w:szCs w:val="28"/>
         </w:rPr>
-        <w:t xml:space="preserve"> </w:t>
-      </w:r>
-      <w:bookmarkStart w:id="0" w:name="_GoBack"/>
-      <w:bookmarkEnd w:id="0"/>
-      <w:r>
-        <w:rPr>
-          <w:rFonts w:ascii="Times New Roman" w:hAnsi="Times New Roman" w:cs="Times New Roman"/>
-          <w:sz w:val="28"/>
-          <w:szCs w:val="28"/>
-        </w:rPr>
-        <w:t>«</w:t>
+        <w:t xml:space="preserve"> «</w:t>
       </w:r>
       <w:proofErr w:type="gramEnd"/>
       <w:r>
